--- a/docs/Vector-Pipeline.docx
+++ b/docs/Vector-Pipeline.docx
@@ -931,6 +931,71 @@
           <w:szCs w:val="22"/>
         </w:rPr>
         <w:t xml:space="preserve">Each missing control carries a ready-to-add clause; each risky finding carries a fix. These are what the UI offers as one-click additions.</w:t>
+      </w:r>
+    </w:p>
+    <w:p>
+      <w:pPr>
+        <w:spacing w:before="180" w:after="80"/>
+      </w:pPr>
+      <w:r>
+        <w:rPr>
+          <w:b/>
+          <w:sz w:val="24"/>
+          <w:szCs w:val="24"/>
+        </w:rPr>
+        <w:t xml:space="preserve">Step 12b - Coverage score and semantic relevance</w:t>
+      </w:r>
+    </w:p>
+    <w:p>
+      <w:pPr>
+        <w:spacing w:before="0" w:after="100"/>
+      </w:pPr>
+      <w:r>
+        <w:rPr>
+          <w:sz w:val="22"/>
+          <w:szCs w:val="22"/>
+        </w:rPr>
+        <w:t xml:space="preserve">Coverage is the share of required controls already stated: mentioned / (mentioned + missing). The UI shows it before and after clauses are accepted; the CLI prints it.</w:t>
+      </w:r>
+    </w:p>
+    <w:p>
+      <w:pPr>
+        <w:spacing w:before="0" w:after="100"/>
+      </w:pPr>
+      <w:r>
+        <w:rPr>
+          <w:sz w:val="22"/>
+          <w:szCs w:val="22"/>
+        </w:rPr>
+        <w:t xml:space="preserve">A second pass builds a TF-IDF index of the controls (each control is a document) and ranks them by cosine similarity to the prompt. Measurement showed cosine is polarity-blind ("open all ports" scores 0.49 against the restrict-ports control), so it is reported only as topically related controls and never marks a control as already stated.</w:t>
+      </w:r>
+    </w:p>
+    <w:p>
+      <w:pPr>
+        <w:spacing w:before="0" w:after="0"/>
+      </w:pPr>
+      <w:r>
+        <w:rPr>
+          <w:rFonts w:ascii="Consolas" w:hAnsi="Consolas"/>
+          <w:sz w:val="18"/>
+          <w:szCs w:val="18"/>
+          <w:color w:val="333333"/>
+        </w:rPr>
+        <w:t xml:space="preserve">coverage = round(100 * mentioned / (mentioned + missing))</w:t>
+      </w:r>
+    </w:p>
+    <w:p>
+      <w:pPr>
+        <w:spacing w:before="0" w:after="0"/>
+      </w:pPr>
+      <w:r>
+        <w:rPr>
+          <w:rFonts w:ascii="Consolas" w:hAnsi="Consolas"/>
+          <w:sz w:val="18"/>
+          <w:szCs w:val="18"/>
+          <w:color w:val="333333"/>
+        </w:rPr>
+        <w:t xml:space="preserve">related   = top 3 controls by cosine(prompt, control-document)</w:t>
       </w:r>
     </w:p>
     <w:p>

--- a/docs/Vector-Pipeline.docx
+++ b/docs/Vector-Pipeline.docx
@@ -374,6 +374,99 @@
           <w:sz w:val="24"/>
           <w:szCs w:val="24"/>
         </w:rPr>
+        <w:t xml:space="preserve">Step 4b - Control paraphrase lexicon</w:t>
+      </w:r>
+    </w:p>
+    <w:p>
+      <w:pPr>
+        <w:spacing w:before="0" w:after="100"/>
+      </w:pPr>
+      <w:r>
+        <w:rPr>
+          <w:sz w:val="22"/>
+          <w:szCs w:val="22"/>
+        </w:rPr>
+        <w:t xml:space="preserve">Each control also carries a curated, polarity-safe paraphrase lexicon that extends its regex patterns. This improves recall on alternative phrasings that a rule list would miss.</w:t>
+      </w:r>
+    </w:p>
+    <w:p>
+      <w:pPr>
+        <w:spacing w:before="0" w:after="0"/>
+      </w:pPr>
+      <w:r>
+        <w:rPr>
+          <w:rFonts w:ascii="Consolas" w:hAnsi="Consolas"/>
+          <w:sz w:val="18"/>
+          <w:szCs w:val="18"/>
+          <w:color w:val="333333"/>
+        </w:rPr>
+        <w:t xml:space="preserve">"scrambled on disk"   -&gt; encryption_at_rest</w:t>
+      </w:r>
+    </w:p>
+    <w:p>
+      <w:pPr>
+        <w:spacing w:before="0" w:after="0"/>
+      </w:pPr>
+      <w:r>
+        <w:rPr>
+          <w:rFonts w:ascii="Consolas" w:hAnsi="Consolas"/>
+          <w:sz w:val="18"/>
+          <w:szCs w:val="18"/>
+          <w:color w:val="333333"/>
+        </w:rPr>
+        <w:t xml:space="preserve">"who did what"       -&gt; audit_logging</w:t>
+      </w:r>
+    </w:p>
+    <w:p>
+      <w:pPr>
+        <w:spacing w:before="0" w:after="0"/>
+      </w:pPr>
+      <w:r>
+        <w:rPr>
+          <w:rFonts w:ascii="Consolas" w:hAnsi="Consolas"/>
+          <w:sz w:val="18"/>
+          <w:szCs w:val="18"/>
+          <w:color w:val="333333"/>
+        </w:rPr>
+        <w:t xml:space="preserve">"locked down"        -&gt; network_restricted</w:t>
+      </w:r>
+    </w:p>
+    <w:p>
+      <w:pPr>
+        <w:spacing w:before="0" w:after="0"/>
+      </w:pPr>
+      <w:r>
+        <w:rPr>
+          <w:rFonts w:ascii="Consolas" w:hAnsi="Consolas"/>
+          <w:sz w:val="18"/>
+          <w:szCs w:val="18"/>
+          <w:color w:val="333333"/>
+        </w:rPr>
+        <w:t xml:space="preserve">"second factor"      -&gt; mfa</w:t>
+      </w:r>
+    </w:p>
+    <w:p>
+      <w:pPr>
+        <w:spacing w:before="0" w:after="100"/>
+      </w:pPr>
+      <w:r>
+        <w:rPr>
+          <w:sz w:val="22"/>
+          <w:szCs w:val="22"/>
+        </w:rPr>
+        <w:t xml:space="preserve">Ambiguous or opposite phrasings ("reachable from the internet", "world-readable") are deliberately excluded and belong to risky statements instead.</w:t>
+      </w:r>
+    </w:p>
+    <w:p>
+      <w:pPr>
+        <w:spacing w:before="180" w:after="80"/>
+      </w:pPr>
+      <w:r>
+        <w:rPr>
+          <w:b/>
+          <w:sz w:val="24"/>
+          <w:szCs w:val="24"/>
+        </w:rPr>
         <w:t xml:space="preserve">Step 5 - Resource detection</w:t>
       </w:r>
     </w:p>
@@ -451,7 +544,7 @@
           <w:sz w:val="22"/>
           <w:szCs w:val="22"/>
         </w:rPr>
-        <w:t xml:space="preserve">Before detection, any custom organisation policy is merged into the built-in rules.</w:t>
+        <w:t xml:space="preserve">Before detection, any custom organisation policy is merged into the built-in rules. A non-AWS guard also checks for Azure/GCP terms and warns instead of silently applying AWS baseline controls.</w:t>
       </w:r>
     </w:p>
     <w:p>

--- a/docs/Vector-Pipeline.docx
+++ b/docs/Vector-Pipeline.docx
@@ -479,7 +479,7 @@
           <w:sz w:val="22"/>
           <w:szCs w:val="22"/>
         </w:rPr>
-        <w:t xml:space="preserve">Each of the 59 AWS resources has a list of aliases. An alias is matched either as a plain phrase (word-boundary aware) or as a regular expression, chosen automatically by whether it contains regex metacharacters.</w:t>
+        <w:t xml:space="preserve">Each of the 78 AWS resources has a list of aliases. An alias is matched either as a plain phrase (word-boundary aware) or as a regular expression, chosen automatically by whether it contains regex metacharacters.</w:t>
       </w:r>
     </w:p>
     <w:p>

--- a/docs/Vector-Pipeline.docx
+++ b/docs/Vector-Pipeline.docx
@@ -1232,7 +1232,19 @@
           <w:sz w:val="22"/>
           <w:szCs w:val="22"/>
         </w:rPr>
-        <w:t xml:space="preserve">The shared renderer (src/ui.js) draws the report. Accepting clauses calls buildImprovedPrompt to produce the hardened prompt, which can be copied.</w:t>
+        <w:t xml:space="preserve">Scope guard: if the text has no AWS resource, no infrastructure vocabulary and no infrastructure intent, the report is marked outOfScope with no findings instead of inventing them.</w:t>
+      </w:r>
+    </w:p>
+    <w:p>
+      <w:pPr>
+        <w:spacing w:before="0" w:after="100"/>
+      </w:pPr>
+      <w:r>
+        <w:rPr>
+          <w:sz w:val="22"/>
+          <w:szCs w:val="22"/>
+        </w:rPr>
+        <w:t xml:space="preserve">The shared renderer (src/ui.js) draws the report. Accepting clauses calls buildImprovedPrompt; the one-tap Harden calls harden(), which neutralises risky phrasing and iterates clauses until re-analysis is clean (risk 0, coverage 100%).</w:t>
       </w:r>
     </w:p>
     <w:p>
